--- a/fra/docx/43.content.docx
+++ b/fra/docx/43.content.docx
@@ -11,6 +11,15 @@
         <w:pStyle w:val="Heading2"/>
       </w:pPr>
       <w:r>
+        <w:t>Resource: Notes d'étude (Tyndale)</w:t>
+      </w:r>
+      <w:r/>
+    </w:p>
+    <w:p>
+      <w:pPr>
+        <w:pStyle w:val="Heading2"/>
+      </w:pPr>
+      <w:r>
         <w:t>License Information</w:t>
       </w:r>
       <w:r/>
@@ -21,7 +30,7 @@
         <w:rPr>
           <w:b/>
         </w:rPr>
-        <w:t>Study Notes (Tyndale)</w:t>
+        <w:t>Notes d'étude (Tyndale)</w:t>
       </w:r>
       <w:r>
         <w:t xml:space="preserve"> (French) is based on</w:t>
@@ -74,7 +83,7 @@
         <w:pStyle w:val="Heading1"/>
       </w:pPr>
       <w:r>
-        <w:t>Study Notes (Tyndale)</w:t>
+        <w:t>Notes d'étude (Tyndale)</w:t>
       </w:r>
     </w:p>
     <w:p>
@@ -83,6 +92,51 @@
           <w:headerReference w:type="even" r:id="rId8"/>
           <w:headerReference w:type="default" r:id="rId9"/>
           <w:footerReference w:type="default" r:id="rId10"/>
+          <w:footnotePr>
+            <w:numRestart w:val="eachSect"/>
+          </w:footnotePr>
+          <w:type w:val="continuous"/>
+          <w:pgSz w:w="12240" w:h="15840" w:code="1"/>
+          <w:pgMar w:top="1440" w:right="1440" w:bottom="1440" w:left="1440" w:header="504" w:footer="504" w:gutter="0"/>
+          <w:cols w:space="708"/>
+          <w:titlePg/>
+          <w:docGrid w:linePitch="360"/>
+        </w:sectPr>
+      </w:pPr>
+    </w:p>
+    <w:p>
+      <w:r/>
+    </w:p>
+    <w:p>
+      <w:pPr>
+        <w:pStyle w:val="Heading2"/>
+      </w:pPr>
+      <w:r>
+        <w:t>JHN</w:t>
+      </w:r>
+      <w:r/>
+    </w:p>
+    <w:p>
+      <w:r/>
+      <w:r>
+        <w:rPr>
+          <w:i/>
+        </w:rPr>
+        <w:t>Jean 1.1, Jean 1.1–18, Jean 1.3, Jean 1.4, Jean 1.4–5, Jean 1.5, Jean 1.6–9, Jean 1.8, Jean 1.10, Jean 1.12, Jean 1.13, Jean 1.14, Jean 1.15, Jean 1.17, Jean 1.18, Jean 1.19–51, Jean 1.19–12.50, Jean 1.20, Jean 1.21, Jean 1.22–23, Jean 1.24, Jean 1.25–26, Jean 1.27, Jean 1.29, Jean 1.32, Jean 1.34, Jean 1.35–51, Jean 1.40–42, Jean 1.43–44, Jean 1.45, Jean 1.46, Jean 1.47, Jean 1.48–49, Jean 1.51, Jean 2.1, Jean 2.1–25, Jean 2.1–10.42, Jean 2.3, Jean 2.4, Jean 2.6, Jean 2.9–10, Jean 2.11, Jean 2.13, Jean 2.14–17, Jean 2.19–21, Jean 2.22, Jean 2.24, Jean 3.1, Jean 3.2, Jean 3.3, Jean 3.5, Jean 3.8, Jean 3.13, Jean 3.14–15, Jean 3.16, Jean 3.16–21, Jean 3.18, Jean 3.19–20, Jean 3.22, Jean 3.22–36, Jean 3.24, Jean 3.26, Jean 3.27–35, Jean 3.29, Jean 3.31, Jean 3.34–35, Jean 3.36, Jean 4.1–42, Jean 4.2, Jean 4.3, Jean 4.4–6, Jean 4.7, Jean 4.9, Jean 4.10, Jean 4.11, Jean 4.12, Jean 4.14, Jean 4.15, Jean 4.16–18, Jean 4.19, Jean 4.19–20, Jean 4.20, Jean 4.21–22, Jean 4.24, Jean 4.26, Jean 4.27–30, Jean 4.32–34, Jean 4.35, Jean 4.38, Jean 4.39–40, Jean 4.42, Jean 4.44–45, Jean 4.48, Jean 4.50, Jean 4.53, Jean 4.54, Jean 5.1, Jean 5.1–40, Jean 5.1–10.42, Jean 5.2, Jean 5.3, Jean 5.5, Jean 5.8–9, Jean 5.12, Jean 5.14, Jean 5.17, Jean 5.19–30, Jean 5.21, Jean 5.22, Jean 5.23, Jean 5.24, Jean 5.31–40, Jean 5.32, Jean 5.33–35, Jean 5.36, Jean 5.39–40, Jean 5.41–47, Jean 5.42, Jean 5.44, Jean 5.45–46, Jean 6.1–15, Jean 6.1–71, Jean 6.5, Jean 6.9, Jean 6.10, Jean 6.11, Jean 6.14, Jean 6.15, Jean 6.18, Jean 6.19, Jean 6.20, Jean 6.21, Jean 6.24, Jean 6.26, Jean 6.26–59, Jean 6.27, Jean 6.30, Jean 6.32–33, Jean 6.34, Jean 6.35, Jean 6.37, Jean 6.37–40, Jean 6.41–42, Jean 6.43–51, Jean 6.49–50, Jean 6.51, Jean 6.53–58, Jean 6.60–61, Jean 6.63, Jean 6.65, Jean 6.68–69, Jean 6.70–71, Jean 7.1–52, Jean 7.2, Jean 7.3–5, Jean 7.6–8, Jean 7.15, Jean 7.17, Jean 7.19, Jean 7.20, Jean 7.22, Jean 7.27, Jean 7.29, Jean 7.30, Jean 7.32–36, Jean 7.37–38, Jean 7.39, Jean 7.41–42, Jean 7.45–52, Jean 7.49–51, Jean 7.52, Jean 7.53–8.11, Jean 8.3, Jean 8.4, Jean 8.5, Jean 8.6, Jean 8.7, Jean 8.9, Jean 8.11, Jean 8.12, Jean 8.12–59, Jean 8.13, Jean 8.14–15, Jean 8.19, Jean 8.20, Jean 8.21, Jean 8.23, Jean 8.24, Jean 8.25, Jean 8.28, Jean 8.30, Jean 8.31–32, Jean 8.33, Jean 8.35, Jean 8.37–41, Jean 8.41, Jean 8.44, Jean 8.48–49, Jean 8.53, Jean 8.56, Jean 8.57, Jean 8.58, Jean 8.59, Jean 9.1–41, Jean 9.2, Jean 9.5, Jean 9.6, Jean 9.7, Jean 9.11, Jean 9.13, Jean 9.17, Jean 9.18, Jean 9.20–22, Jean 9.24, Jean 9.28–29, Jean 9.30, Jean 9.32–33, Jean 9.34, Jean 9.35, Jean 9.35–38, Jean 9.40–41, Jean 10.1, Jean 10.1–21, Jean 10.1–42, Jean 10.3, Jean 10.4, Jean 10.7, Jean 10.9, Jean 10.10, Jean 10.11–13, Jean 10.11–14, Jean 10.14–17, Jean 10.15, Jean 10.16, Jean 10.18, Jean 10.19–21, Jean 10.22, Jean 10.23, Jean 10.24, Jean 10.25, Jean 10.25–41, Jean 10.27–29, Jean 10.30, Jean 10.31–33, Jean 10.34–36, Jean 10.38, Jean 10.40, Jean 10.41, Jean 10.42, Jean 11.1, Jean 11.1–57, Jean 11.3, Jean 11.4, Jean 11.6, Jean 11.8, Jean 11.16, Jean 11.17, Jean 11.19, Jean 11.21, Jean 11.22, Jean 11.24, Jean 11.25, Jean 11.26–27, Jean 11.28–32, Jean 11.33, Jean 11.39, Jean 11.45–46, Jean 11.48, Jean 11.49, Jean 11.50–51, Jean 11.52, Jean 11.53–54, Jean 11.55–57, Jean 12.1, Jean 12.1–50, Jean 12.2, Jean 12.3, Jean 12.5, Jean 12.7, Jean 12.8, Jean 12.12, Jean 12.13, Jean 12.14, Jean 12.16, Jean 12.17–19, Jean 12.19, Jean 12.20, Jean 12.21, Jean 12.23, Jean 12.24, Jean 12.25, Jean 12.27, Jean 12.28, Jean 12.29, Jean 12.31–33, Jean 12.32–34, Jean 12.34, Jean 12.36, Jean 12.37, Jean 12.39–40, Jean 12.41, Jean 12.42–43, Jean 12.44–50, Jean 12.49–50, Jean 13.1–38, Jean 13.1–20.31, Jean 13.2, Jean 13.4–5, Jean 13.8, Jean 13.9, Jean 13.10, Jean 13.14–15, Jean 13.16, Jean 13.18, Jean 13.19, Jean 13.21, Jean 13.23, Jean 13.25, Jean 13.26, Jean 13.27, Jean 13.28–29, Jean 13.30, Jean 13.31, Jean 13.31–17.26, Jean 13.33, Jean 13.34–35, Jean 13.37, Jean 14.1, Jean 14.1–31, Jean 14.2, Jean 14.3, Jean 14.6, Jean 14.8, Jean 14.9, Jean 14.10, Jean 14.12, Jean 14.15, Jean 14.16, Jean 14.17, Jean 14.18, Jean 14.20, Jean 14.22, Jean 14.23–24, Jean 14.26, Jean 14.27, Jean 14.28, Jean 14.30, Jean 15.1, Jean 15.1–27, Jean 15.2–3, Jean 15.4, Jean 15.6, Jean 15.7, Jean 15.8, Jean 15.10, Jean 15.12–13, Jean 15.14–16, Jean 15.15, Jean 15.18–27, Jean 15.20, Jean 15.22–24, Jean 15.25, Jean 15.26, Jean 15.27, Jean 16.1–2, Jean 16.7, Jean 16.8, Jean 16.8–11, Jean 16.11, Jean 16.13, Jean 16.16, Jean 16.16–33, Jean 16.20, Jean 16.21, Jean 16.23–24, Jean 16.25, Jean 16.26–27, Jean 16.33, Jean 17.1, Jean 17.1–26, Jean 17.2, Jean 17.3, Jean 17.4, Jean 17.5, Jean 17.6, Jean 17.8, Jean 17.9–19, Jean 17.10, Jean 17.11, Jean 17.12–13, Jean 17.14, Jean 17.16–18, Jean 17.19, Jean 17.20, Jean 17.21, Jean 17.22, Jean 17.23, Jean 17.24, Jean 17.26, Jean 18.1–2, Jean 18.1–40, Jean 18.3, Jean 18.5, Jean 18.6, Jean 18.8, Jean 18.9, Jean 18.10–11, Jean 18.12–14, Jean 18.14, Jean 18.15, Jean 18.16–17, Jean 18.19, Jean 18.20–21, Jean 18.22–23, Jean 18.24, Jean 18.25–27, Jean 18.28, Jean 18.29, Jean 18.31–32, Jean 18.33, Jean 18.34–35, Jean 18.36–37, Jean 18.38–39, Jean 18.40, Jean 19.1–16, Jean 19.2, Jean 19.4–6, Jean 19.6, Jean 19.7, Jean 19.8–9, Jean 19.10–11, Jean 19.12, Jean 19.13, Jean 19.14, Jean 19.15, Jean 19.16, Jean 19.17, Jean 19.18, Jean 19.19–22, Jean 19.23–24, Jean 19.25–26, Jean 19.27, Jean 19.29, Jean 19.30, Jean 19.31–33, Jean 19.34, Jean 19.35, Jean 19.36, Jean 19.37, Jean 19.38, Jean 19.39, Jean 19.41, Jean 19.42, Jean 20.1, Jean 20.2, Jean 20.3–10, Jean 20.6–7, Jean 20.8–9, Jean 20.11–13, Jean 20.14–15, Jean 20.16, Jean 20.17, Jean 20.18, Jean 20.19, Jean 20.20, Jean 20.21, Jean 20.22, Jean 20.23, Jean 20.24–25, Jean 20.26–27, Jean 20.28, Jean 20.29, Jean 20.30–31, Jean 20.31, Jean 21.1–25, Jean 21.2, Jean 21.3, Jean 21.4, Jean 21.6, Jean 21.7, Jean 21.9, Jean 21.11, Jean 21.12–13, Jean 21.14, Jean 21.15, Jean 21.15–17, Jean 21.17, Jean 21.18, Jean 21.19, Jean 21.20–22, Jean 21.23, Jean 21.24, Jean 21.25</w:t>
+      </w:r>
+      <w:r/>
+    </w:p>
+    <w:p>
+      <w:r/>
+      <w:r>
+        <w:t xml:space="preserve"> </w:t>
+      </w:r>
+      <w:r/>
+      <w:r/>
+    </w:p>
+    <w:p>
+      <w:pPr>
+        <w:sectPr>
           <w:footnotePr>
             <w:numRestart w:val="eachSect"/>
           </w:footnotePr>

--- a/fra/docx/43.content.docx
+++ b/fra/docx/43.content.docx
@@ -163,13 +163,6 @@
         <w:rPr>
           <w:lang w:val="fr_FR" w:bidi="fr_FR"/>
         </w:rPr>
-      </w:r>
-      <w:r>
-        <w:rPr>
-          <w:i/>
-          <w:lang w:val="fr_FR" w:bidi="fr_FR"/>
-        </w:rPr>
-        <w:t>Jean 1.1, Jean 1.1–18, Jean 1.3, Jean 1.4, Jean 1.4–5, Jean 1.5, Jean 1.6–9, Jean 1.8, Jean 1.10, Jean 1.12, Jean 1.13, Jean 1.14, Jean 1.15, Jean 1.17, Jean 1.18, Jean 1.19–51, Jean 1.19–12.50, Jean 1.20, Jean 1.21, Jean 1.22–23, Jean 1.24, Jean 1.25–26, Jean 1.27, Jean 1.29, Jean 1.32, Jean 1.34, Jean 1.35–51, Jean 1.40–42, Jean 1.43–44, Jean 1.45, Jean 1.46, Jean 1.47, Jean 1.48–49, Jean 1.51, Jean 2.1, Jean 2.1–25, Jean 2.1–10.42, Jean 2.3, Jean 2.4, Jean 2.6, Jean 2.9–10, Jean 2.11, Jean 2.13, Jean 2.14–17, Jean 2.19–21, Jean 2.22, Jean 2.24, Jean 3.1, Jean 3.2, Jean 3.3, Jean 3.5, Jean 3.8, Jean 3.13, Jean 3.14–15, Jean 3.16, Jean 3.16–21, Jean 3.18, Jean 3.19–20, Jean 3.22, Jean 3.22–36, Jean 3.24, Jean 3.26, Jean 3.27–35, Jean 3.29, Jean 3.31, Jean 3.34–35, Jean 3.36, Jean 4.1–42, Jean 4.2, Jean 4.3, Jean 4.4–6, Jean 4.7, Jean 4.9, Jean 4.10, Jean 4.11, Jean 4.12, Jean 4.14, Jean 4.15, Jean 4.16–18, Jean 4.19, Jean 4.19–20, Jean 4.20, Jean 4.21–22, Jean 4.24, Jean 4.26, Jean 4.27–30, Jean 4.32–34, Jean 4.35, Jean 4.38, Jean 4.39–40, Jean 4.42, Jean 4.44–45, Jean 4.48, Jean 4.50, Jean 4.53, Jean 4.54, Jean 5.1, Jean 5.1–40, Jean 5.1–10.42, Jean 5.2, Jean 5.3, Jean 5.5, Jean 5.8–9, Jean 5.12, Jean 5.14, Jean 5.17, Jean 5.19–30, Jean 5.21, Jean 5.22, Jean 5.23, Jean 5.24, Jean 5.31–40, Jean 5.32, Jean 5.33–35, Jean 5.36, Jean 5.39–40, Jean 5.41–47, Jean 5.42, Jean 5.44, Jean 5.45–46, Jean 6.1–15, Jean 6.1–71, Jean 6.5, Jean 6.9, Jean 6.10, Jean 6.11, Jean 6.14, Jean 6.15, Jean 6.18, Jean 6.19, Jean 6.20, Jean 6.21, Jean 6.24, Jean 6.26, Jean 6.26–59, Jean 6.27, Jean 6.30, Jean 6.32–33, Jean 6.34, Jean 6.35, Jean 6.37, Jean 6.37–40, Jean 6.41–42, Jean 6.43–51, Jean 6.49–50, Jean 6.51, Jean 6.53–58, Jean 6.60–61, Jean 6.63, Jean 6.65, Jean 6.68–69, Jean 6.70–71, Jean 7.1–52, Jean 7.2, Jean 7.3–5, Jean 7.6–8, Jean 7.15, Jean 7.17, Jean 7.19, Jean 7.20, Jean 7.22, Jean 7.27, Jean 7.29, Jean 7.30, Jean 7.32–36, Jean 7.37–38, Jean 7.39, Jean 7.41–42, Jean 7.45–52, Jean 7.49–51, Jean 7.52, Jean 7.53–8.11, Jean 8.3, Jean 8.4, Jean 8.5, Jean 8.6, Jean 8.7, Jean 8.9, Jean 8.11, Jean 8.12, Jean 8.12–59, Jean 8.13, Jean 8.14–15, Jean 8.19, Jean 8.20, Jean 8.21, Jean 8.23, Jean 8.24, Jean 8.25, Jean 8.28, Jean 8.30, Jean 8.31–32, Jean 8.33, Jean 8.35, Jean 8.37–41, Jean 8.41, Jean 8.44, Jean 8.48–49, Jean 8.53, Jean 8.56, Jean 8.57, Jean 8.58, Jean 8.59, Jean 9.1–41, Jean 9.2, Jean 9.5, Jean 9.6, Jean 9.7, Jean 9.11, Jean 9.13, Jean 9.17, Jean 9.18, Jean 9.20–22, Jean 9.24, Jean 9.28–29, Jean 9.30, Jean 9.32–33, Jean 9.34, Jean 9.35, Jean 9.35–38, Jean 9.40–41, Jean 10.1, Jean 10.1–21, Jean 10.1–42, Jean 10.3, Jean 10.4, Jean 10.7, Jean 10.9, Jean 10.10, Jean 10.11–13, Jean 10.11–14, Jean 10.14–17, Jean 10.15, Jean 10.16, Jean 10.18, Jean 10.19–21, Jean 10.22, Jean 10.23, Jean 10.24, Jean 10.25, Jean 10.25–41, Jean 10.27–29, Jean 10.30, Jean 10.31–33, Jean 10.34–36, Jean 10.38, Jean 10.40, Jean 10.41, Jean 10.42, Jean 11.1, Jean 11.1–57, Jean 11.3, Jean 11.4, Jean 11.6, Jean 11.8, Jean 11.16, Jean 11.17, Jean 11.19, Jean 11.21, Jean 11.22, Jean 11.24, Jean 11.25, Jean 11.26–27, Jean 11.28–32, Jean 11.33, Jean 11.39, Jean 11.45–46, Jean 11.48, Jean 11.49, Jean 11.50–51, Jean 11.52, Jean 11.53–54, Jean 11.55–57, Jean 12.1, Jean 12.1–50, Jean 12.2, Jean 12.3, Jean 12.5, Jean 12.7, Jean 12.8, Jean 12.12, Jean 12.13, Jean 12.14, Jean 12.16, Jean 12.17–19, Jean 12.19, Jean 12.20, Jean 12.21, Jean 12.23, Jean 12.24, Jean 12.25, Jean 12.27, Jean 12.28, Jean 12.29, Jean 12.31–33, Jean 12.32–34, Jean 12.34, Jean 12.36, Jean 12.37, Jean 12.39–40, Jean 12.41, Jean 12.42–43, Jean 12.44–50, Jean 12.49–50, Jean 13.1–38, Jean 13.1–20.31, Jean 13.2, Jean 13.4–5, Jean 13.8, Jean 13.9, Jean 13.10, Jean 13.14–15, Jean 13.16, Jean 13.18, Jean 13.19, Jean 13.21, Jean 13.23, Jean 13.25, Jean 13.26, Jean 13.27, Jean 13.28–29, Jean 13.30, Jean 13.31, Jean 13.31–17.26, Jean 13.33, Jean 13.34–35, Jean 13.37, Jean 14.1, Jean 14.1–31, Jean 14.2, Jean 14.3, Jean 14.6, Jean 14.8, Jean 14.9, Jean 14.10, Jean 14.12, Jean 14.15, Jean 14.16, Jean 14.17, Jean 14.18, Jean 14.20, Jean 14.22, Jean 14.23–24, Jean 14.26, Jean 14.27, Jean 14.28, Jean 14.30, Jean 15.1, Jean 15.1–27, Jean 15.2–3, Jean 15.4, Jean 15.6, Jean 15.7, Jean 15.8, Jean 15.10, Jean 15.12–13, Jean 15.14–16, Jean 15.15, Jean 15.18–27, Jean 15.20, Jean 15.22–24, Jean 15.25, Jean 15.26, Jean 15.27, Jean 16.1–2, Jean 16.7, Jean 16.8, Jean 16.8–11, Jean 16.11, Jean 16.13, Jean 16.16, Jean 16.16–33, Jean 16.20, Jean 16.21, Jean 16.23–24, Jean 16.25, Jean 16.26–27, Jean 16.33, Jean 17.1, Jean 17.1–26, Jean 17.2, Jean 17.3, Jean 17.4, Jean 17.5, Jean 17.6, Jean 17.8, Jean 17.9–19, Jean 17.10, Jean 17.11, Jean 17.12–13, Jean 17.14, Jean 17.16–18, Jean 17.19, Jean 17.20, Jean 17.21, Jean 17.22, Jean 17.23, Jean 17.24, Jean 17.26, Jean 18.1–2, Jean 18.1–40, Jean 18.3, Jean 18.5, Jean 18.6, Jean 18.8, Jean 18.9, Jean 18.10–11, Jean 18.12–14, Jean 18.14, Jean 18.15, Jean 18.16–17, Jean 18.19, Jean 18.20–21, Jean 18.22–23, Jean 18.24, Jean 18.25–27, Jean 18.28, Jean 18.29, Jean 18.31–32, Jean 18.33, Jean 18.34–35, Jean 18.36–37, Jean 18.38–39, Jean 18.40, Jean 19.1–16, Jean 19.2, Jean 19.4–6, Jean 19.6, Jean 19.7, Jean 19.8–9, Jean 19.10–11, Jean 19.12, Jean 19.13, Jean 19.14, Jean 19.15, Jean 19.16, Jean 19.17, Jean 19.18, Jean 19.19–22, Jean 19.23–24, Jean 19.25–26, Jean 19.27, Jean 19.29, Jean 19.30, Jean 19.31–33, Jean 19.34, Jean 19.35, Jean 19.36, Jean 19.37, Jean 19.38, Jean 19.39, Jean 19.41, Jean 19.42, Jean 20.1, Jean 20.2, Jean 20.3–10, Jean 20.6–7, Jean 20.8–9, Jean 20.11–13, Jean 20.14–15, Jean 20.16, Jean 20.17, Jean 20.18, Jean 20.19, Jean 20.20, Jean 20.21, Jean 20.22, Jean 20.23, Jean 20.24–25, Jean 20.26–27, Jean 20.28, Jean 20.29, Jean 20.30–31, Jean 20.31, Jean 21.1–25, Jean 21.2, Jean 21.3, Jean 21.4, Jean 21.6, Jean 21.7, Jean 21.9, Jean 21.11, Jean 21.12–13, Jean 21.14, Jean 21.15, Jean 21.15–17, Jean 21.17, Jean 21.18, Jean 21.19, Jean 21.20–22, Jean 21.23, Jean 21.24, Jean 21.25</w:t>
       </w:r>
       <w:r>
         <w:rPr>

--- a/fra/docx/43.content.docx
+++ b/fra/docx/43.content.docx
@@ -150,19 +150,6 @@
           <w:lang w:val="fr_FR" w:bidi="fr_FR"/>
         </w:rPr>
         <w:t>JHN</w:t>
-      </w:r>
-      <w:r>
-        <w:rPr>
-          <w:lang w:val="fr_FR" w:bidi="fr_FR"/>
-        </w:rPr>
-      </w:r>
-    </w:p>
-    <w:p>
-      <w:pPr/>
-      <w:r>
-        <w:rPr>
-          <w:lang w:val="fr_FR" w:bidi="fr_FR"/>
-        </w:rPr>
       </w:r>
       <w:r>
         <w:rPr>

--- a/fra/docx/43.content.docx
+++ b/fra/docx/43.content.docx
@@ -13470,7 +13470,7 @@
         <w:rPr>
           <w:lang w:val="fr_FR" w:bidi="fr_FR"/>
         </w:rPr>
-        <w:t xml:space="preserve">). Comme "le corps et le sang" était une expression juive utilisée pour désigner la personne entière, Jésus a appelé les personnes à pleinement se "nourrir de lui" en croyant entièrement en lui. Certaines traditions chrétiennes interprètent ces paroles de manière littérale, en voyant dans le pain le vrai corps du Christ brisé pour nous, et dans le vin son vrai sang versé pour nous. D'autres interprètent ces passages de manière purement spirituelle. Dans tous les cas, recevoir la communion ne signifie rien de moins que recevoir le sacrifice de Jésus, qui donne la vie. </w:t>
+        <w:t>). Comme "le corps et le sang" était une expression juive utilisée pour désigner la personne entière, Jésus a appelé les personnes à pleinement se "nourrir de lui" en croyant entièrement en lui. Depuis la Réforme, il y a trois interprétations dominantes des déclarations de Jésus concernant le pain et le vin : (1) le pain et le vin se transforment et deviennent le corps et le sang réels de Jésus-Christ (transsubstantiation) ; (2) le Christ est compris comme présent dans le sacrement d'une manière mystérieuse mais réelle que les êtres humains ne peuvent véritablement s'expliquer (présence réelle) ; (3) le pain et le vin symbolisent le corps et le sang du Christ, et le participant est béni par l'Esprit Saint au moyen de la foi (symbolisme).</w:t>
       </w:r>
       <w:r>
         <w:rPr>

--- a/fra/docx/43.content.docx
+++ b/fra/docx/43.content.docx
@@ -19,7 +19,7 @@
         <w:rPr>
           <w:lang w:val="fr_FR" w:bidi="fr_FR"/>
         </w:rPr>
-        <w:t>Resource: Tyndale Open Study Notes</w:t>
+        <w:t>Resource: Aquifer Open Study Notes</w:t>
       </w:r>
       <w:r>
         <w:rPr>
@@ -112,7 +112,7 @@
         <w:rPr>
           <w:lang w:val="fr_FR" w:bidi="fr_FR"/>
         </w:rPr>
-        <w:t>Tyndale Open Study Notes</w:t>
+        <w:t>Aquifer Open Study Notes</w:t>
       </w:r>
     </w:p>
     <w:p>
